--- a/zhs/docx/004.content.docx
+++ b/zhs/docx/004.content.docx
@@ -224,36 +224,24 @@
         </w:rPr>
         <w:t>，也就是被</w:t>
       </w:r>
-      <w:hyperlink r:id="rId13">
-        <w:r>
-          <w:rPr>
-            <w:lang w:val="zh_CN" w:bidi="zh_CN"/>
-          </w:rPr>
-          <w:rPr>
-            <w:color w:val="0000EE"/>
-            <w:u w:val="single"/>
-          </w:rPr>
-          <w:t>邪恶的灵</w:t>
-        </w:r>
-      </w:hyperlink>
+      <w:r>
+        <w:rPr>
+          <w:lang w:val="zh_CN" w:bidi="zh_CN"/>
+        </w:rPr>
+        <w:t>邪恶的灵</w:t>
+      </w:r>
       <w:r>
         <w:rPr>
           <w:lang w:val="zh_CN" w:bidi="zh_CN"/>
         </w:rPr>
         <w:t>所附的人，就是一个受</w:t>
       </w:r>
-      <w:hyperlink r:id="rId14">
-        <w:r>
-          <w:rPr>
-            <w:lang w:val="zh_CN" w:bidi="zh_CN"/>
-          </w:rPr>
-          <w:rPr>
-            <w:color w:val="0000EE"/>
-            <w:u w:val="single"/>
-          </w:rPr>
-          <w:t>鬼</w:t>
-        </w:r>
-      </w:hyperlink>
+      <w:r>
+        <w:rPr>
+          <w:lang w:val="zh_CN" w:bidi="zh_CN"/>
+        </w:rPr>
+        <w:t>鬼</w:t>
+      </w:r>
       <w:r>
         <w:rPr>
           <w:lang w:val="zh_CN" w:bidi="zh_CN"/>
@@ -274,41 +262,17 @@
         </w:rPr>
         <w:t>鬼也可以给一个人特殊的能力，让这个人知道一些对其他人来说是隐藏的事情。 在</w:t>
       </w:r>
-      <w:hyperlink r:id="rId15">
-        <w:r>
-          <w:rPr>
-            <w:lang w:val="zh_CN" w:bidi="zh_CN"/>
-          </w:rPr>
-          <w:rPr>
-            <w:color w:val="0000EE"/>
-            <w:u w:val="single"/>
-          </w:rPr>
-          <w:t>以色列</w:t>
-        </w:r>
-      </w:hyperlink>
       <w:r>
         <w:rPr>
           <w:lang w:val="zh_CN" w:bidi="zh_CN"/>
         </w:rPr>
-        <w:t>周边的文化中，人们有时会试图（被鬼）附，以便知道未来会发生什么，或者获得一些秘密的知识。 神禁止</w:t>
+        <w:t>以色列</w:t>
       </w:r>
-      <w:hyperlink r:id="rId16">
-        <w:r>
-          <w:rPr>
-            <w:lang w:val="zh_CN" w:bidi="zh_CN"/>
-          </w:rPr>
-          <w:rPr>
-            <w:color w:val="0000EE"/>
-            <w:u w:val="single"/>
-          </w:rPr>
-          <w:t>以色列人</w:t>
-        </w:r>
-      </w:hyperlink>
       <w:r>
         <w:rPr>
           <w:lang w:val="zh_CN" w:bidi="zh_CN"/>
         </w:rPr>
-        <w:t>这样做。</w:t>
+        <w:t>周边的文化中，人们有时会试图（被鬼）附，以便知道未来会发生什么，或者获得一些秘密的知识。 神禁止以色列人这样做。</w:t>
       </w:r>
       <w:r>
         <w:rPr>
@@ -363,7 +327,7 @@
           <w:lang w:val="zh_CN" w:bidi="zh_CN"/>
         </w:rPr>
       </w:r>
-      <w:hyperlink r:id="rId17">
+      <w:hyperlink r:id="rId13">
         <w:r>
           <w:rPr>
             <w:lang w:val="zh_CN" w:bidi="zh_CN"/>

--- a/zhs/docx/004.content.docx
+++ b/zhs/docx/004.content.docx
@@ -273,77 +273,6 @@
           <w:lang w:val="zh_CN" w:bidi="zh_CN"/>
         </w:rPr>
         <w:t>周边的文化中，人们有时会试图（被鬼）附，以便知道未来会发生什么，或者获得一些秘密的知识。 神禁止以色列人这样做。</w:t>
-      </w:r>
-      <w:r>
-        <w:rPr>
-          <w:lang w:val="zh_CN" w:bidi="zh_CN"/>
-        </w:rPr>
-      </w:r>
-      <w:r>
-        <w:rPr>
-          <w:lang w:val="zh_CN" w:bidi="zh_CN"/>
-        </w:rPr>
-      </w:r>
-    </w:p>
-    <w:p>
-      <w:pPr/>
-      <w:r>
-        <w:rPr>
-          <w:lang w:val="zh_CN" w:bidi="zh_CN"/>
-        </w:rPr>
-      </w:r>
-    </w:p>
-    <w:p>
-      <w:pPr>
-        <w:pStyle w:val="Heading2"/>
-      </w:pPr>
-      <w:r>
-        <w:rPr>
-          <w:lang w:val="zh_CN" w:bidi="zh_CN"/>
-        </w:rPr>
-        <w:t>（被鬼）附</w:t>
-      </w:r>
-      <w:r>
-        <w:rPr>
-          <w:lang w:val="zh_CN" w:bidi="zh_CN"/>
-        </w:rPr>
-      </w:r>
-    </w:p>
-    <w:p>
-      <w:pPr>
-        <w:pStyle w:val="Heading4"/>
-      </w:pPr>
-      <w:r>
-        <w:rPr>
-          <w:lang w:val="zh_CN" w:bidi="zh_CN"/>
-        </w:rPr>
-        <w:t>Audio Content</w:t>
-      </w:r>
-    </w:p>
-    <w:p>
-      <w:pPr/>
-      <w:r>
-        <w:rPr>
-          <w:lang w:val="zh_CN" w:bidi="zh_CN"/>
-        </w:rPr>
-      </w:r>
-      <w:hyperlink r:id="rId13">
-        <w:r>
-          <w:rPr>
-            <w:lang w:val="zh_CN" w:bidi="zh_CN"/>
-          </w:rPr>
-          <w:rPr>
-            <w:color w:val="0000EE"/>
-            <w:u w:val="single"/>
-          </w:rPr>
-          <w:t>mp3 file</w:t>
-        </w:r>
-      </w:hyperlink>
-      <w:r>
-        <w:rPr>
-          <w:lang w:val="zh_CN" w:bidi="zh_CN"/>
-        </w:rPr>
-        <w:t xml:space="preserve"> (None KB)</w:t>
       </w:r>
       <w:r>
         <w:rPr>

--- a/zhs/docx/004.content.docx
+++ b/zhs/docx/004.content.docx
@@ -224,24 +224,36 @@
         </w:rPr>
         <w:t>，也就是被</w:t>
       </w:r>
-      <w:r>
-        <w:rPr>
-          <w:lang w:val="zh_CN" w:bidi="zh_CN"/>
-        </w:rPr>
-        <w:t>邪恶的灵</w:t>
-      </w:r>
+      <w:hyperlink r:id="rId13">
+        <w:r>
+          <w:rPr>
+            <w:lang w:val="zh_CN" w:bidi="zh_CN"/>
+          </w:rPr>
+          <w:rPr>
+            <w:color w:val="0000EE"/>
+            <w:u w:val="single"/>
+          </w:rPr>
+          <w:t>邪恶的灵</w:t>
+        </w:r>
+      </w:hyperlink>
       <w:r>
         <w:rPr>
           <w:lang w:val="zh_CN" w:bidi="zh_CN"/>
         </w:rPr>
         <w:t>所附的人，就是一个受</w:t>
       </w:r>
-      <w:r>
-        <w:rPr>
-          <w:lang w:val="zh_CN" w:bidi="zh_CN"/>
-        </w:rPr>
-        <w:t>鬼</w:t>
-      </w:r>
+      <w:hyperlink r:id="rId14">
+        <w:r>
+          <w:rPr>
+            <w:lang w:val="zh_CN" w:bidi="zh_CN"/>
+          </w:rPr>
+          <w:rPr>
+            <w:color w:val="0000EE"/>
+            <w:u w:val="single"/>
+          </w:rPr>
+          <w:t>鬼</w:t>
+        </w:r>
+      </w:hyperlink>
       <w:r>
         <w:rPr>
           <w:lang w:val="zh_CN" w:bidi="zh_CN"/>
@@ -262,17 +274,41 @@
         </w:rPr>
         <w:t>鬼也可以给一个人特殊的能力，让这个人知道一些对其他人来说是隐藏的事情。 在</w:t>
       </w:r>
+      <w:hyperlink r:id="rId15">
+        <w:r>
+          <w:rPr>
+            <w:lang w:val="zh_CN" w:bidi="zh_CN"/>
+          </w:rPr>
+          <w:rPr>
+            <w:color w:val="0000EE"/>
+            <w:u w:val="single"/>
+          </w:rPr>
+          <w:t>以色列</w:t>
+        </w:r>
+      </w:hyperlink>
       <w:r>
         <w:rPr>
           <w:lang w:val="zh_CN" w:bidi="zh_CN"/>
         </w:rPr>
-        <w:t>以色列</w:t>
+        <w:t>周边的文化中，人们有时会试图（被鬼）附，以便知道未来会发生什么，或者获得一些秘密的知识。 神禁止</w:t>
       </w:r>
+      <w:hyperlink r:id="rId16">
+        <w:r>
+          <w:rPr>
+            <w:lang w:val="zh_CN" w:bidi="zh_CN"/>
+          </w:rPr>
+          <w:rPr>
+            <w:color w:val="0000EE"/>
+            <w:u w:val="single"/>
+          </w:rPr>
+          <w:t>以色列人</w:t>
+        </w:r>
+      </w:hyperlink>
       <w:r>
         <w:rPr>
           <w:lang w:val="zh_CN" w:bidi="zh_CN"/>
         </w:rPr>
-        <w:t>周边的文化中，人们有时会试图（被鬼）附，以便知道未来会发生什么，或者获得一些秘密的知识。 神禁止以色列人这样做。</w:t>
+        <w:t>这样做。</w:t>
       </w:r>
       <w:r>
         <w:rPr>
